--- a/papers/2026-10-16/peerj/Table_3.docx
+++ b/papers/2026-10-16/peerj/Table_3.docx
@@ -5,9 +5,10 @@
     <w:p>
       <w:pPr>
         <w:pStyle w:val="Caption"/>
+        <w:keepNext/>
       </w:pPr>
       <w:r>
-        <w:t>Table 3. Adjacent observed outcomes for sparse-operand squaring in the tested DLL</w:t>
+        <w:t>Table 3. Adjacent sparse-square outcomes in all three tested DLLs</w:t>
       </w:r>
     </w:p>
     <w:tbl>
@@ -17,10 +18,11 @@
         <w:tblLook w:firstColumn="1" w:firstRow="1" w:lastColumn="0" w:lastRow="0" w:noHBand="0" w:noVBand="1" w:val="04A0"/>
       </w:tblPr>
       <w:tblGrid>
-        <w:gridCol w:w="2340"/>
-        <w:gridCol w:w="2340"/>
-        <w:gridCol w:w="2340"/>
-        <w:gridCol w:w="2340"/>
+        <w:gridCol w:w="1872"/>
+        <w:gridCol w:w="1872"/>
+        <w:gridCol w:w="1872"/>
+        <w:gridCol w:w="1872"/>
+        <w:gridCol w:w="1872"/>
       </w:tblGrid>
       <w:tr>
         <w:trPr>
@@ -49,6 +51,7 @@
           <w:p>
             <w:pPr>
               <w:spacing w:after="40" w:before="40" w:line="240" w:lineRule="auto"/>
+              <w:ind w:firstLine="0" w:left="0" w:right="0" w:firstLineChars="0" w:leftChars="0" w:rightChars="0"/>
               <w:jc w:val="center"/>
             </w:pPr>
             <w:r>
@@ -63,7 +66,7 @@
         </w:tc>
         <w:tc>
           <w:tcPr>
-            <w:tcW w:type="dxa" w:w="2527"/>
+            <w:tcW w:type="dxa" w:w="1895"/>
             <w:tcBorders>
               <w:top w:val="single" w:sz="4" w:color="D9D9D9"/>
               <w:left w:val="single" w:sz="4" w:color="D9D9D9"/>
@@ -83,6 +86,7 @@
           <w:p>
             <w:pPr>
               <w:spacing w:after="40" w:before="40" w:line="240" w:lineRule="auto"/>
+              <w:ind w:firstLine="0" w:left="0" w:right="0" w:firstLineChars="0" w:leftChars="0" w:rightChars="0"/>
               <w:jc w:val="center"/>
             </w:pPr>
             <w:r>
@@ -97,7 +101,7 @@
         </w:tc>
         <w:tc>
           <w:tcPr>
-            <w:tcW w:type="dxa" w:w="2527"/>
+            <w:tcW w:type="dxa" w:w="1895"/>
             <w:tcBorders>
               <w:top w:val="single" w:sz="4" w:color="D9D9D9"/>
               <w:left w:val="single" w:sz="4" w:color="D9D9D9"/>
@@ -117,6 +121,7 @@
           <w:p>
             <w:pPr>
               <w:spacing w:after="40" w:before="40" w:line="240" w:lineRule="auto"/>
+              <w:ind w:firstLine="0" w:left="0" w:right="0" w:firstLineChars="0" w:leftChars="0" w:rightChars="0"/>
               <w:jc w:val="center"/>
             </w:pPr>
             <w:r>
@@ -125,13 +130,13 @@
                 <w:b/>
                 <w:sz w:val="20"/>
               </w:rPr>
-              <w:t>64-bit limbs</w:t>
+              <w:t>Delta from T</w:t>
             </w:r>
           </w:p>
         </w:tc>
         <w:tc>
           <w:tcPr>
-            <w:tcW w:type="dxa" w:w="2527"/>
+            <w:tcW w:type="dxa" w:w="1895"/>
             <w:tcBorders>
               <w:top w:val="single" w:sz="4" w:color="D9D9D9"/>
               <w:left w:val="single" w:sz="4" w:color="D9D9D9"/>
@@ -151,6 +156,42 @@
           <w:p>
             <w:pPr>
               <w:spacing w:after="40" w:before="40" w:line="240" w:lineRule="auto"/>
+              <w:ind w:firstLine="0" w:left="0" w:right="0" w:firstLineChars="0" w:leftChars="0" w:rightChars="0"/>
+              <w:jc w:val="center"/>
+            </w:pPr>
+            <w:r>
+              <w:rPr>
+                <w:rFonts w:ascii="Times New Roman" w:hAnsi="Times New Roman"/>
+                <w:b/>
+                <w:sz w:val="20"/>
+              </w:rPr>
+              <w:t>64-bit limbs</w:t>
+            </w:r>
+          </w:p>
+        </w:tc>
+        <w:tc>
+          <w:tcPr>
+            <w:tcW w:type="dxa" w:w="1895"/>
+            <w:tcBorders>
+              <w:top w:val="single" w:sz="4" w:color="D9D9D9"/>
+              <w:left w:val="single" w:sz="4" w:color="D9D9D9"/>
+              <w:bottom w:val="single" w:sz="4" w:color="D9D9D9"/>
+              <w:right w:val="single" w:sz="4" w:color="D9D9D9"/>
+              <w:insideH w:val="single" w:sz="4" w:color="D9D9D9"/>
+              <w:insideV w:val="single" w:sz="4" w:color="D9D9D9"/>
+            </w:tcBorders>
+            <w:tcMar>
+              <w:top w:w="65" w:type="dxa"/>
+              <w:left w:w="65" w:type="dxa"/>
+              <w:bottom w:w="65" w:type="dxa"/>
+              <w:right w:w="65" w:type="dxa"/>
+            </w:tcMar>
+            <w:shd w:fill="EDF0F2"/>
+          </w:tcPr>
+          <w:p>
+            <w:pPr>
+              <w:spacing w:after="40" w:before="40" w:line="240" w:lineRule="auto"/>
+              <w:ind w:firstLine="0" w:left="0" w:right="0" w:firstLineChars="0" w:leftChars="0" w:rightChars="0"/>
               <w:jc w:val="center"/>
             </w:pPr>
             <w:r>
@@ -189,6 +230,7 @@
           <w:p>
             <w:pPr>
               <w:spacing w:after="40" w:before="40" w:line="240" w:lineRule="auto"/>
+              <w:ind w:firstLine="0" w:left="0" w:right="0" w:firstLineChars="0" w:leftChars="0" w:rightChars="0"/>
               <w:jc w:val="center"/>
             </w:pPr>
             <w:r>
@@ -210,7 +252,7 @@
         </w:tc>
         <w:tc>
           <w:tcPr>
-            <w:tcW w:type="dxa" w:w="2527"/>
+            <w:tcW w:type="dxa" w:w="1895"/>
             <w:tcBorders>
               <w:top w:val="single" w:sz="4" w:color="D9D9D9"/>
               <w:left w:val="single" w:sz="4" w:color="D9D9D9"/>
@@ -229,6 +271,7 @@
           <w:p>
             <w:pPr>
               <w:spacing w:after="40" w:before="40" w:line="240" w:lineRule="auto"/>
+              <w:ind w:firstLine="0" w:left="0" w:right="0" w:firstLineChars="0" w:leftChars="0" w:rightChars="0"/>
               <w:jc w:val="center"/>
             </w:pPr>
             <w:r>
@@ -250,7 +293,7 @@
         </w:tc>
         <w:tc>
           <w:tcPr>
-            <w:tcW w:type="dxa" w:w="2527"/>
+            <w:tcW w:type="dxa" w:w="1895"/>
             <w:tcBorders>
               <w:top w:val="single" w:sz="4" w:color="D9D9D9"/>
               <w:left w:val="single" w:sz="4" w:color="D9D9D9"/>
@@ -269,6 +312,48 @@
           <w:p>
             <w:pPr>
               <w:spacing w:after="40" w:before="40" w:line="240" w:lineRule="auto"/>
+              <w:ind w:firstLine="0" w:left="0" w:right="0" w:firstLineChars="0" w:leftChars="0" w:rightChars="0"/>
+              <w:jc w:val="center"/>
+            </w:pPr>
+            <w:r>
+              <w:rPr>
+                <w:rFonts w:ascii="Times New Roman" w:hAnsi="Times New Roman"/>
+                <w:b w:val="0"/>
+                <w:sz w:val="20"/>
+              </w:rPr>
+            </w:r>
+            <w:r>
+              <w:rPr>
+                <w:rFonts w:ascii="Times New Roman" w:hAnsi="Times New Roman"/>
+                <w:b w:val="0"/>
+                <w:sz w:val="20"/>
+              </w:rPr>
+              <w:t>−1</w:t>
+            </w:r>
+          </w:p>
+        </w:tc>
+        <w:tc>
+          <w:tcPr>
+            <w:tcW w:type="dxa" w:w="1895"/>
+            <w:tcBorders>
+              <w:top w:val="single" w:sz="4" w:color="D9D9D9"/>
+              <w:left w:val="single" w:sz="4" w:color="D9D9D9"/>
+              <w:bottom w:val="single" w:sz="4" w:color="D9D9D9"/>
+              <w:right w:val="single" w:sz="4" w:color="D9D9D9"/>
+              <w:insideH w:val="single" w:sz="4" w:color="D9D9D9"/>
+              <w:insideV w:val="single" w:sz="4" w:color="D9D9D9"/>
+            </w:tcBorders>
+            <w:tcMar>
+              <w:top w:w="65" w:type="dxa"/>
+              <w:left w:w="65" w:type="dxa"/>
+              <w:bottom w:w="65" w:type="dxa"/>
+              <w:right w:w="65" w:type="dxa"/>
+            </w:tcMar>
+          </w:tcPr>
+          <w:p>
+            <w:pPr>
+              <w:spacing w:after="40" w:before="40" w:line="240" w:lineRule="auto"/>
+              <w:ind w:firstLine="0" w:left="0" w:right="0" w:firstLineChars="0" w:leftChars="0" w:rightChars="0"/>
               <w:jc w:val="center"/>
             </w:pPr>
             <w:r>
@@ -290,7 +375,7 @@
         </w:tc>
         <w:tc>
           <w:tcPr>
-            <w:tcW w:type="dxa" w:w="2527"/>
+            <w:tcW w:type="dxa" w:w="1895"/>
             <w:tcBorders>
               <w:top w:val="single" w:sz="4" w:color="D9D9D9"/>
               <w:left w:val="single" w:sz="4" w:color="D9D9D9"/>
@@ -309,6 +394,7 @@
           <w:p>
             <w:pPr>
               <w:spacing w:after="40" w:before="40" w:line="240" w:lineRule="auto"/>
+              <w:ind w:firstLine="0" w:left="0" w:right="0" w:firstLineChars="0" w:leftChars="0" w:rightChars="0"/>
               <w:jc w:val="center"/>
             </w:pPr>
             <w:r>
@@ -354,6 +440,7 @@
           <w:p>
             <w:pPr>
               <w:spacing w:after="40" w:before="40" w:line="240" w:lineRule="auto"/>
+              <w:ind w:firstLine="0" w:left="0" w:right="0" w:firstLineChars="0" w:leftChars="0" w:rightChars="0"/>
               <w:jc w:val="center"/>
             </w:pPr>
             <w:r>
@@ -375,7 +462,7 @@
         </w:tc>
         <w:tc>
           <w:tcPr>
-            <w:tcW w:type="dxa" w:w="2527"/>
+            <w:tcW w:type="dxa" w:w="1895"/>
             <w:tcBorders>
               <w:top w:val="single" w:sz="4" w:color="D9D9D9"/>
               <w:left w:val="single" w:sz="4" w:color="D9D9D9"/>
@@ -394,6 +481,7 @@
           <w:p>
             <w:pPr>
               <w:spacing w:after="40" w:before="40" w:line="240" w:lineRule="auto"/>
+              <w:ind w:firstLine="0" w:left="0" w:right="0" w:firstLineChars="0" w:leftChars="0" w:rightChars="0"/>
               <w:jc w:val="center"/>
             </w:pPr>
             <w:r>
@@ -415,7 +503,7 @@
         </w:tc>
         <w:tc>
           <w:tcPr>
-            <w:tcW w:type="dxa" w:w="2527"/>
+            <w:tcW w:type="dxa" w:w="1895"/>
             <w:tcBorders>
               <w:top w:val="single" w:sz="4" w:color="D9D9D9"/>
               <w:left w:val="single" w:sz="4" w:color="D9D9D9"/>
@@ -434,6 +522,48 @@
           <w:p>
             <w:pPr>
               <w:spacing w:after="40" w:before="40" w:line="240" w:lineRule="auto"/>
+              <w:ind w:firstLine="0" w:left="0" w:right="0" w:firstLineChars="0" w:leftChars="0" w:rightChars="0"/>
+              <w:jc w:val="center"/>
+            </w:pPr>
+            <w:r>
+              <w:rPr>
+                <w:rFonts w:ascii="Times New Roman" w:hAnsi="Times New Roman"/>
+                <w:b w:val="0"/>
+                <w:sz w:val="20"/>
+              </w:rPr>
+            </w:r>
+            <w:r>
+              <w:rPr>
+                <w:rFonts w:ascii="Times New Roman" w:hAnsi="Times New Roman"/>
+                <w:b w:val="0"/>
+                <w:sz w:val="20"/>
+              </w:rPr>
+              <w:t>+1</w:t>
+            </w:r>
+          </w:p>
+        </w:tc>
+        <w:tc>
+          <w:tcPr>
+            <w:tcW w:type="dxa" w:w="1895"/>
+            <w:tcBorders>
+              <w:top w:val="single" w:sz="4" w:color="D9D9D9"/>
+              <w:left w:val="single" w:sz="4" w:color="D9D9D9"/>
+              <w:bottom w:val="single" w:sz="4" w:color="D9D9D9"/>
+              <w:right w:val="single" w:sz="4" w:color="D9D9D9"/>
+              <w:insideH w:val="single" w:sz="4" w:color="D9D9D9"/>
+              <w:insideV w:val="single" w:sz="4" w:color="D9D9D9"/>
+            </w:tcBorders>
+            <w:tcMar>
+              <w:top w:w="65" w:type="dxa"/>
+              <w:left w:w="65" w:type="dxa"/>
+              <w:bottom w:w="65" w:type="dxa"/>
+              <w:right w:w="65" w:type="dxa"/>
+            </w:tcMar>
+          </w:tcPr>
+          <w:p>
+            <w:pPr>
+              <w:spacing w:after="40" w:before="40" w:line="240" w:lineRule="auto"/>
+              <w:ind w:firstLine="0" w:left="0" w:right="0" w:firstLineChars="0" w:leftChars="0" w:rightChars="0"/>
               <w:jc w:val="center"/>
             </w:pPr>
             <w:r>
@@ -455,7 +585,7 @@
         </w:tc>
         <w:tc>
           <w:tcPr>
-            <w:tcW w:type="dxa" w:w="2527"/>
+            <w:tcW w:type="dxa" w:w="1895"/>
             <w:tcBorders>
               <w:top w:val="single" w:sz="4" w:color="D9D9D9"/>
               <w:left w:val="single" w:sz="4" w:color="D9D9D9"/>
@@ -474,6 +604,7 @@
           <w:p>
             <w:pPr>
               <w:spacing w:after="40" w:before="40" w:line="240" w:lineRule="auto"/>
+              <w:ind w:firstLine="0" w:left="0" w:right="0" w:firstLineChars="0" w:leftChars="0" w:rightChars="0"/>
               <w:jc w:val="center"/>
             </w:pPr>
             <w:r>
@@ -1022,10 +1153,11 @@
       <w:outlineLvl w:val="2"/>
     </w:pPr>
     <w:rPr>
-      <w:rFonts w:asciiTheme="majorHAnsi" w:eastAsiaTheme="majorEastAsia" w:hAnsiTheme="majorHAnsi" w:cstheme="majorBidi"/>
+      <w:rFonts w:ascii="Times New Roman" w:hAnsi="Times New Roman"/>
       <w:b/>
       <w:bCs/>
       <w:color w:val="000000"/>
+      <w:sz w:val="22"/>
     </w:rPr>
   </w:style>
   <w:style w:type="paragraph" w:styleId="Heading4">

--- a/papers/2026-10-16/peerj/Table_3.docx
+++ b/papers/2026-10-16/peerj/Table_3.docx
@@ -18,11 +18,12 @@
         <w:tblLook w:firstColumn="1" w:firstRow="1" w:lastColumn="0" w:lastRow="0" w:noHBand="0" w:noVBand="1" w:val="04A0"/>
       </w:tblPr>
       <w:tblGrid>
-        <w:gridCol w:w="1872"/>
-        <w:gridCol w:w="1872"/>
-        <w:gridCol w:w="1872"/>
-        <w:gridCol w:w="1872"/>
-        <w:gridCol w:w="1872"/>
+        <w:gridCol w:w="1560"/>
+        <w:gridCol w:w="1560"/>
+        <w:gridCol w:w="1560"/>
+        <w:gridCol w:w="1560"/>
+        <w:gridCol w:w="1560"/>
+        <w:gridCol w:w="1560"/>
       </w:tblGrid>
       <w:tr>
         <w:trPr>
@@ -66,7 +67,42 @@
         </w:tc>
         <w:tc>
           <w:tcPr>
-            <w:tcW w:type="dxa" w:w="1895"/>
+            <w:tcW w:type="dxa" w:w="1516"/>
+            <w:tcBorders>
+              <w:top w:val="single" w:sz="4" w:color="D9D9D9"/>
+              <w:left w:val="single" w:sz="4" w:color="D9D9D9"/>
+              <w:bottom w:val="single" w:sz="4" w:color="D9D9D9"/>
+              <w:right w:val="single" w:sz="4" w:color="D9D9D9"/>
+              <w:insideH w:val="single" w:sz="4" w:color="D9D9D9"/>
+              <w:insideV w:val="single" w:sz="4" w:color="D9D9D9"/>
+            </w:tcBorders>
+            <w:tcMar>
+              <w:top w:w="65" w:type="dxa"/>
+              <w:left w:w="65" w:type="dxa"/>
+              <w:bottom w:w="65" w:type="dxa"/>
+              <w:right w:w="65" w:type="dxa"/>
+            </w:tcMar>
+            <w:shd w:fill="EDF0F2"/>
+          </w:tcPr>
+          <w:p>
+            <w:pPr>
+              <w:spacing w:after="40" w:before="40" w:line="240" w:lineRule="auto"/>
+              <w:ind w:firstLine="0" w:left="0" w:right="0" w:firstLineChars="0" w:leftChars="0" w:rightChars="0"/>
+              <w:jc w:val="center"/>
+            </w:pPr>
+            <w:r>
+              <w:rPr>
+                <w:rFonts w:ascii="Times New Roman" w:hAnsi="Times New Roman"/>
+                <w:b/>
+                <w:sz w:val="20"/>
+              </w:rPr>
+              <w:t>Input limb sum</w:t>
+            </w:r>
+          </w:p>
+        </w:tc>
+        <w:tc>
+          <w:tcPr>
+            <w:tcW w:type="dxa" w:w="1516"/>
             <w:tcBorders>
               <w:top w:val="single" w:sz="4" w:color="D9D9D9"/>
               <w:left w:val="single" w:sz="4" w:color="D9D9D9"/>
@@ -101,7 +137,7 @@
         </w:tc>
         <w:tc>
           <w:tcPr>
-            <w:tcW w:type="dxa" w:w="1895"/>
+            <w:tcW w:type="dxa" w:w="1516"/>
             <w:tcBorders>
               <w:top w:val="single" w:sz="4" w:color="D9D9D9"/>
               <w:left w:val="single" w:sz="4" w:color="D9D9D9"/>
@@ -136,7 +172,7 @@
         </w:tc>
         <w:tc>
           <w:tcPr>
-            <w:tcW w:type="dxa" w:w="1895"/>
+            <w:tcW w:type="dxa" w:w="1516"/>
             <w:tcBorders>
               <w:top w:val="single" w:sz="4" w:color="D9D9D9"/>
               <w:left w:val="single" w:sz="4" w:color="D9D9D9"/>
@@ -165,13 +201,13 @@
                 <w:b/>
                 <w:sz w:val="20"/>
               </w:rPr>
-              <w:t>64-bit limbs</w:t>
+              <w:t>Result limbs</w:t>
             </w:r>
           </w:p>
         </w:tc>
         <w:tc>
           <w:tcPr>
-            <w:tcW w:type="dxa" w:w="1895"/>
+            <w:tcW w:type="dxa" w:w="1516"/>
             <w:tcBorders>
               <w:top w:val="single" w:sz="4" w:color="D9D9D9"/>
               <w:left w:val="single" w:sz="4" w:color="D9D9D9"/>
@@ -200,7 +236,7 @@
                 <w:b/>
                 <w:sz w:val="20"/>
               </w:rPr>
-              <w:t>Observed result</w:t>
+              <w:t>Outcome</w:t>
             </w:r>
           </w:p>
         </w:tc>
@@ -252,7 +288,48 @@
         </w:tc>
         <w:tc>
           <w:tcPr>
-            <w:tcW w:type="dxa" w:w="1895"/>
+            <w:tcW w:type="dxa" w:w="1516"/>
+            <w:tcBorders>
+              <w:top w:val="single" w:sz="4" w:color="D9D9D9"/>
+              <w:left w:val="single" w:sz="4" w:color="D9D9D9"/>
+              <w:bottom w:val="single" w:sz="4" w:color="D9D9D9"/>
+              <w:right w:val="single" w:sz="4" w:color="D9D9D9"/>
+              <w:insideH w:val="single" w:sz="4" w:color="D9D9D9"/>
+              <w:insideV w:val="single" w:sz="4" w:color="D9D9D9"/>
+            </w:tcBorders>
+            <w:tcMar>
+              <w:top w:w="65" w:type="dxa"/>
+              <w:left w:w="65" w:type="dxa"/>
+              <w:bottom w:w="65" w:type="dxa"/>
+              <w:right w:w="65" w:type="dxa"/>
+            </w:tcMar>
+          </w:tcPr>
+          <w:p>
+            <w:pPr>
+              <w:spacing w:after="40" w:before="40" w:line="240" w:lineRule="auto"/>
+              <w:ind w:firstLine="0" w:left="0" w:right="0" w:firstLineChars="0" w:leftChars="0" w:rightChars="0"/>
+              <w:jc w:val="center"/>
+            </w:pPr>
+            <w:r>
+              <w:rPr>
+                <w:rFonts w:ascii="Times New Roman" w:hAnsi="Times New Roman"/>
+                <w:b w:val="0"/>
+                <w:sz w:val="20"/>
+              </w:rPr>
+            </w:r>
+            <w:r>
+              <w:rPr>
+                <w:rFonts w:ascii="Times New Roman" w:hAnsi="Times New Roman"/>
+                <w:b w:val="0"/>
+                <w:sz w:val="20"/>
+              </w:rPr>
+              <w:t>67,104,768</w:t>
+            </w:r>
+          </w:p>
+        </w:tc>
+        <w:tc>
+          <w:tcPr>
+            <w:tcW w:type="dxa" w:w="1516"/>
             <w:tcBorders>
               <w:top w:val="single" w:sz="4" w:color="D9D9D9"/>
               <w:left w:val="single" w:sz="4" w:color="D9D9D9"/>
@@ -293,7 +370,7 @@
         </w:tc>
         <w:tc>
           <w:tcPr>
-            <w:tcW w:type="dxa" w:w="1895"/>
+            <w:tcW w:type="dxa" w:w="1516"/>
             <w:tcBorders>
               <w:top w:val="single" w:sz="4" w:color="D9D9D9"/>
               <w:left w:val="single" w:sz="4" w:color="D9D9D9"/>
@@ -334,7 +411,7 @@
         </w:tc>
         <w:tc>
           <w:tcPr>
-            <w:tcW w:type="dxa" w:w="1895"/>
+            <w:tcW w:type="dxa" w:w="1516"/>
             <w:tcBorders>
               <w:top w:val="single" w:sz="4" w:color="D9D9D9"/>
               <w:left w:val="single" w:sz="4" w:color="D9D9D9"/>
@@ -375,7 +452,7 @@
         </w:tc>
         <w:tc>
           <w:tcPr>
-            <w:tcW w:type="dxa" w:w="1895"/>
+            <w:tcW w:type="dxa" w:w="1516"/>
             <w:tcBorders>
               <w:top w:val="single" w:sz="4" w:color="D9D9D9"/>
               <w:left w:val="single" w:sz="4" w:color="D9D9D9"/>
@@ -462,7 +539,48 @@
         </w:tc>
         <w:tc>
           <w:tcPr>
-            <w:tcW w:type="dxa" w:w="1895"/>
+            <w:tcW w:type="dxa" w:w="1516"/>
+            <w:tcBorders>
+              <w:top w:val="single" w:sz="4" w:color="D9D9D9"/>
+              <w:left w:val="single" w:sz="4" w:color="D9D9D9"/>
+              <w:bottom w:val="single" w:sz="4" w:color="D9D9D9"/>
+              <w:right w:val="single" w:sz="4" w:color="D9D9D9"/>
+              <w:insideH w:val="single" w:sz="4" w:color="D9D9D9"/>
+              <w:insideV w:val="single" w:sz="4" w:color="D9D9D9"/>
+            </w:tcBorders>
+            <w:tcMar>
+              <w:top w:w="65" w:type="dxa"/>
+              <w:left w:w="65" w:type="dxa"/>
+              <w:bottom w:w="65" w:type="dxa"/>
+              <w:right w:w="65" w:type="dxa"/>
+            </w:tcMar>
+          </w:tcPr>
+          <w:p>
+            <w:pPr>
+              <w:spacing w:after="40" w:before="40" w:line="240" w:lineRule="auto"/>
+              <w:ind w:firstLine="0" w:left="0" w:right="0" w:firstLineChars="0" w:leftChars="0" w:rightChars="0"/>
+              <w:jc w:val="center"/>
+            </w:pPr>
+            <w:r>
+              <w:rPr>
+                <w:rFonts w:ascii="Times New Roman" w:hAnsi="Times New Roman"/>
+                <w:b w:val="0"/>
+                <w:sz w:val="20"/>
+              </w:rPr>
+            </w:r>
+            <w:r>
+              <w:rPr>
+                <w:rFonts w:ascii="Times New Roman" w:hAnsi="Times New Roman"/>
+                <w:b w:val="0"/>
+                <w:sz w:val="20"/>
+              </w:rPr>
+              <w:t>67,104,770</w:t>
+            </w:r>
+          </w:p>
+        </w:tc>
+        <w:tc>
+          <w:tcPr>
+            <w:tcW w:type="dxa" w:w="1516"/>
             <w:tcBorders>
               <w:top w:val="single" w:sz="4" w:color="D9D9D9"/>
               <w:left w:val="single" w:sz="4" w:color="D9D9D9"/>
@@ -503,7 +621,7 @@
         </w:tc>
         <w:tc>
           <w:tcPr>
-            <w:tcW w:type="dxa" w:w="1895"/>
+            <w:tcW w:type="dxa" w:w="1516"/>
             <w:tcBorders>
               <w:top w:val="single" w:sz="4" w:color="D9D9D9"/>
               <w:left w:val="single" w:sz="4" w:color="D9D9D9"/>
@@ -544,7 +662,7 @@
         </w:tc>
         <w:tc>
           <w:tcPr>
-            <w:tcW w:type="dxa" w:w="1895"/>
+            <w:tcW w:type="dxa" w:w="1516"/>
             <w:tcBorders>
               <w:top w:val="single" w:sz="4" w:color="D9D9D9"/>
               <w:left w:val="single" w:sz="4" w:color="D9D9D9"/>
@@ -585,7 +703,7 @@
         </w:tc>
         <w:tc>
           <w:tcPr>
-            <w:tcW w:type="dxa" w:w="1895"/>
+            <w:tcW w:type="dxa" w:w="1516"/>
             <w:tcBorders>
               <w:top w:val="single" w:sz="4" w:color="D9D9D9"/>
               <w:left w:val="single" w:sz="4" w:color="D9D9D9"/>
